--- a/documents/tpp/month-15-letter.docx
+++ b/documents/tpp/month-15-letter.docx
@@ -1,8 +1,8 @@
 
 <file path=word/document.xml><?xml version="1.0" encoding="utf-8"?>
-<w:document xmlns:wpc="http://schemas.microsoft.com/office/word/2010/wordprocessingCanvas" xmlns:cx="http://schemas.microsoft.com/office/drawing/2014/chartex" xmlns:cx1="http://schemas.microsoft.com/office/drawing/2015/9/8/chartex" xmlns:cx2="http://schemas.microsoft.com/office/drawing/2015/10/21/chartex" xmlns:cx3="http://schemas.microsoft.com/office/drawing/2016/5/9/chartex" xmlns:cx4="http://schemas.microsoft.com/office/drawing/2016/5/10/chartex" xmlns:cx5="http://schemas.microsoft.com/office/drawing/2016/5/11/chartex" xmlns:cx6="http://schemas.microsoft.com/office/drawing/2016/5/12/chartex" xmlns:cx7="http://schemas.microsoft.com/office/drawing/2016/5/13/chartex" xmlns:cx8="http://schemas.microsoft.com/office/drawing/2016/5/14/chartex" xmlns:mc="http://schemas.openxmlformats.org/markup-compatibility/2006" xmlns:aink="http://schemas.microsoft.com/office/drawing/2016/ink" xmlns:am3d="http://schemas.microsoft.com/office/drawing/2017/model3d" xmlns:o="urn:schemas-microsoft-com:office:office" xmlns:oel="http://schemas.microsoft.com/office/2019/extlst" xmlns:r="http://schemas.openxmlformats.org/officeDocument/2006/relationships" xmlns:m="http://schemas.openxmlformats.org/officeDocument/2006/math" xmlns:v="urn:schemas-microsoft-com:vml" xmlns:wp14="http://schemas.microsoft.com/office/word/2010/wordprocessingDrawing" xmlns:wp="http://schemas.openxmlformats.org/drawingml/2006/wordprocessingDrawing" xmlns:w10="urn:schemas-microsoft-com:office:word" xmlns:w="http://schemas.openxmlformats.org/wordprocessingml/2006/main" xmlns:w14="http://schemas.microsoft.com/office/word/2010/wordml" xmlns:w15="http://schemas.microsoft.com/office/word/2012/wordml" xmlns:w16cex="http://schemas.microsoft.com/office/word/2018/wordml/cex" xmlns:w16cid="http://schemas.microsoft.com/office/word/2016/wordml/cid" xmlns:w16="http://schemas.microsoft.com/office/word/2018/wordml" xmlns:w16du="http://schemas.microsoft.com/office/word/2023/wordml/word16du" xmlns:w16sdtdh="http://schemas.microsoft.com/office/word/2020/wordml/sdtdatahash" xmlns:w16sdtfl="http://schemas.microsoft.com/office/word/2024/wordml/sdtformatlock" xmlns:w16se="http://schemas.microsoft.com/office/word/2015/wordml/symex" xmlns:wpg="http://schemas.microsoft.com/office/word/2010/wordprocessingGroup" xmlns:wpi="http://schemas.microsoft.com/office/word/2010/wordprocessingInk" xmlns:wne="http://schemas.microsoft.com/office/word/2006/wordml" xmlns:wps="http://schemas.microsoft.com/office/word/2010/wordprocessingShape" mc:Ignorable="w14 w15 w16se w16cid w16 w16cex w16sdtdh w16sdtfl w16du wp14">
+<w:document xmlns:ns1="http://schemas.openxmlformats.org/markup-compatibility/2006" xmlns:ns2="http://schemas.microsoft.com/office/word/2010/wordml" xmlns:ns3="urn:schemas-microsoft-com:vml" xmlns:ns4="urn:schemas-microsoft-com:office:office" xmlns:w="http://schemas.openxmlformats.org/wordprocessingml/2006/main" ns1:Ignorable="w14 w15 w16se w16cid w16 w16cex w16sdtdh w16sdtfl w16du wp14">
   <w:body>
-    <w:p>
+    <w:p ns2:paraId="0805CEBE" ns2:textId="77777777">
       <w:pPr>
         <w:spacing w:before="100" w:beforeAutospacing="1" w:after="100" w:afterAutospacing="1"/>
         <w:rPr>
@@ -28,26 +28,26 @@
         <w:t xml:space="preserve"> Reminder: Your Free Trial Ends Soon – Action Required by [Date]</w:t>
       </w:r>
     </w:p>
-    <w:p>
-      <w:pPr>
-        <w:rPr>
-          <w:rFonts w:ascii="Times New Roman" w:eastAsia="Times New Roman" w:hAnsi="Times New Roman" w:cs="Times New Roman"/>
-          <w:bCs w:val="0"/>
-          <w:szCs w:val="24"/>
-        </w:rPr>
-      </w:pPr>
-      <w:r>
-        <w:rPr>
-          <w:rFonts w:ascii="Times New Roman" w:eastAsia="Times New Roman" w:hAnsi="Times New Roman" w:cs="Times New Roman"/>
-          <w:bCs w:val="0"/>
-          <w:szCs w:val="24"/>
-        </w:rPr>
-        <w:pict w14:anchorId="208A106C">
-          <v:rect id="_x0000_i1025" style="width:0;height:1.5pt" o:hralign="center" o:hrstd="t" o:hr="t" fillcolor="#a0a0a0" stroked="f"/>
+    <w:p ns2:paraId="61D90831" ns2:textId="77777777">
+      <w:pPr>
+        <w:rPr>
+          <w:rFonts w:ascii="Times New Roman" w:eastAsia="Times New Roman" w:hAnsi="Times New Roman" w:cs="Times New Roman"/>
+          <w:bCs w:val="0"/>
+          <w:szCs w:val="24"/>
+        </w:rPr>
+      </w:pPr>
+      <w:r>
+        <w:rPr>
+          <w:rFonts w:ascii="Times New Roman" w:eastAsia="Times New Roman" w:hAnsi="Times New Roman" w:cs="Times New Roman"/>
+          <w:bCs w:val="0"/>
+          <w:szCs w:val="24"/>
+        </w:rPr>
+        <w:pict ns2:anchorId="208A106C">
+          <ns3:rect id="_x0000_i1025" style="width:0;height:1.5pt" ns4:hralign="center" ns4:hrstd="t" ns4:hr="t" fillcolor="#a0a0a0" stroked="f"/>
         </w:pict>
       </w:r>
     </w:p>
-    <w:p>
+    <w:p ns2:paraId="5E1C3057" ns2:textId="77777777">
       <w:pPr>
         <w:spacing w:before="100" w:beforeAutospacing="1" w:after="100" w:afterAutospacing="1"/>
         <w:rPr>
@@ -65,7 +65,7 @@
         <w:t>Dear [Tenant Name],</w:t>
       </w:r>
     </w:p>
-    <w:p>
+    <w:p ns2:paraId="7A777310" ns2:textId="0B8284D5">
       <w:pPr>
         <w:spacing w:before="100" w:beforeAutospacing="1" w:after="100" w:afterAutospacing="1"/>
         <w:rPr>
@@ -88,18 +88,18 @@
           <w:b/>
           <w:szCs w:val="24"/>
         </w:rPr>
-        <w:t>PROTEGO</w:t>
-      </w:r>
-      <w:r>
-        <w:rPr>
-          <w:rFonts w:ascii="Times New Roman" w:eastAsia="Times New Roman" w:hAnsi="Times New Roman" w:cs="Times New Roman"/>
-          <w:b/>
-          <w:szCs w:val="24"/>
-        </w:rPr>
-        <w:t xml:space="preserve"> Protection Trial Is Almost Over</w:t>
-      </w:r>
-    </w:p>
-    <w:p>
+        <w:t>TPP Secure Protection</w:t>
+      </w:r>
+      <w:r>
+        <w:rPr>
+          <w:rFonts w:ascii="Times New Roman" w:eastAsia="Times New Roman" w:hAnsi="Times New Roman" w:cs="Times New Roman"/>
+          <w:b/>
+          <w:szCs w:val="24"/>
+        </w:rPr>
+        <w:t xml:space="preserve"> Trial Is Almost Over</w:t>
+      </w:r>
+    </w:p>
+    <w:p ns2:paraId="53861782" ns2:textId="7C8DB8AA">
       <w:pPr>
         <w:spacing w:before="100" w:beforeAutospacing="1" w:after="100" w:afterAutospacing="1"/>
         <w:rPr>
@@ -122,15 +122,15 @@
           <w:b/>
           <w:szCs w:val="24"/>
         </w:rPr>
-        <w:t>PROTEGO</w:t>
-      </w:r>
-      <w:r>
-        <w:rPr>
-          <w:rFonts w:ascii="Times New Roman" w:eastAsia="Times New Roman" w:hAnsi="Times New Roman" w:cs="Times New Roman"/>
-          <w:b/>
-          <w:szCs w:val="24"/>
-        </w:rPr>
-        <w:t xml:space="preserve"> Protection Program</w:t>
+        <w:t>TPP Secure Protection Program</w:t>
+      </w:r>
+      <w:r>
+        <w:rPr>
+          <w:rFonts w:ascii="Times New Roman" w:eastAsia="Times New Roman" w:hAnsi="Times New Roman" w:cs="Times New Roman"/>
+          <w:b/>
+          <w:szCs w:val="24"/>
+        </w:rPr>
+        <w:t xml:space="preserve"/>
       </w:r>
       <w:r>
         <w:rPr>
@@ -173,7 +173,7 @@
         <w:t>.</w:t>
       </w:r>
     </w:p>
-    <w:p>
+    <w:p ns2:paraId="5A40C93D" ns2:textId="77777777">
       <w:pPr>
         <w:spacing w:before="100" w:beforeAutospacing="1" w:after="100" w:afterAutospacing="1"/>
         <w:rPr>
@@ -191,26 +191,26 @@
         <w:t>This is your 15-day reminder to decide how you'll meet your lease insurance requirement moving forward.</w:t>
       </w:r>
     </w:p>
-    <w:p>
-      <w:pPr>
-        <w:rPr>
-          <w:rFonts w:ascii="Times New Roman" w:eastAsia="Times New Roman" w:hAnsi="Times New Roman" w:cs="Times New Roman"/>
-          <w:bCs w:val="0"/>
-          <w:szCs w:val="24"/>
-        </w:rPr>
-      </w:pPr>
-      <w:r>
-        <w:rPr>
-          <w:rFonts w:ascii="Times New Roman" w:eastAsia="Times New Roman" w:hAnsi="Times New Roman" w:cs="Times New Roman"/>
-          <w:bCs w:val="0"/>
-          <w:szCs w:val="24"/>
-        </w:rPr>
-        <w:pict w14:anchorId="6BA4C823">
-          <v:rect id="_x0000_i1026" style="width:0;height:1.5pt" o:hralign="center" o:hrstd="t" o:hr="t" fillcolor="#a0a0a0" stroked="f"/>
+    <w:p ns2:paraId="02752266" ns2:textId="77777777">
+      <w:pPr>
+        <w:rPr>
+          <w:rFonts w:ascii="Times New Roman" w:eastAsia="Times New Roman" w:hAnsi="Times New Roman" w:cs="Times New Roman"/>
+          <w:bCs w:val="0"/>
+          <w:szCs w:val="24"/>
+        </w:rPr>
+      </w:pPr>
+      <w:r>
+        <w:rPr>
+          <w:rFonts w:ascii="Times New Roman" w:eastAsia="Times New Roman" w:hAnsi="Times New Roman" w:cs="Times New Roman"/>
+          <w:bCs w:val="0"/>
+          <w:szCs w:val="24"/>
+        </w:rPr>
+        <w:pict ns2:anchorId="6BA4C823">
+          <ns3:rect id="_x0000_i1026" style="width:0;height:1.5pt" ns4:hralign="center" ns4:hrstd="t" ns4:hr="t" fillcolor="#a0a0a0" stroked="f"/>
         </w:pict>
       </w:r>
     </w:p>
-    <w:p>
+    <w:p ns2:paraId="62B5527C" ns2:textId="77777777">
       <w:pPr>
         <w:spacing w:before="100" w:beforeAutospacing="1" w:after="100" w:afterAutospacing="1"/>
         <w:rPr>
@@ -228,7 +228,7 @@
         <w:t>What Happens Next</w:t>
       </w:r>
     </w:p>
-    <w:p>
+    <w:p ns2:paraId="612A3810" ns2:textId="77777777">
       <w:pPr>
         <w:spacing w:before="100" w:beforeAutospacing="1" w:after="100" w:afterAutospacing="1"/>
         <w:rPr>
@@ -262,7 +262,7 @@
         <w:t>, your lease requires proof of insurance coverage for your stored property. You have two simple options:</w:t>
       </w:r>
     </w:p>
-    <w:p>
+    <w:p ns2:paraId="2BB5A690" ns2:textId="61B8021E">
       <w:pPr>
         <w:spacing w:before="100" w:beforeAutospacing="1" w:after="100" w:afterAutospacing="1"/>
         <w:rPr>
@@ -285,18 +285,18 @@
           <w:b/>
           <w:szCs w:val="24"/>
         </w:rPr>
-        <w:t>PROTEGO</w:t>
-      </w:r>
-      <w:r>
-        <w:rPr>
-          <w:rFonts w:ascii="Times New Roman" w:eastAsia="Times New Roman" w:hAnsi="Times New Roman" w:cs="Times New Roman"/>
-          <w:b/>
-          <w:szCs w:val="24"/>
-        </w:rPr>
-        <w:t xml:space="preserve"> Protection (No Action Required)</w:t>
-      </w:r>
-    </w:p>
-    <w:p>
+        <w:t>TPP Secure Protection</w:t>
+      </w:r>
+      <w:r>
+        <w:rPr>
+          <w:rFonts w:ascii="Times New Roman" w:eastAsia="Times New Roman" w:hAnsi="Times New Roman" w:cs="Times New Roman"/>
+          <w:b/>
+          <w:szCs w:val="24"/>
+        </w:rPr>
+        <w:t xml:space="preserve"> (No Action Required)</w:t>
+      </w:r>
+    </w:p>
+    <w:p ns2:paraId="72C3B99A" ns2:textId="14B04BE1">
       <w:pPr>
         <w:spacing w:before="100" w:beforeAutospacing="1" w:after="100" w:afterAutospacing="1"/>
         <w:rPr>
@@ -327,15 +327,15 @@
           <w:b/>
           <w:szCs w:val="24"/>
         </w:rPr>
-        <w:t>PROTEGO</w:t>
-      </w:r>
-      <w:r>
-        <w:rPr>
-          <w:rFonts w:ascii="Times New Roman" w:eastAsia="Times New Roman" w:hAnsi="Times New Roman" w:cs="Times New Roman"/>
-          <w:b/>
-          <w:szCs w:val="24"/>
-        </w:rPr>
-        <w:t xml:space="preserve"> Protection coverage for just $12/month</w:t>
+        <w:t>TPP Secure Protection</w:t>
+      </w:r>
+      <w:r>
+        <w:rPr>
+          <w:rFonts w:ascii="Times New Roman" w:eastAsia="Times New Roman" w:hAnsi="Times New Roman" w:cs="Times New Roman"/>
+          <w:b/>
+          <w:szCs w:val="24"/>
+        </w:rPr>
+        <w:t xml:space="preserve"> coverage for just $12/month</w:t>
       </w:r>
       <w:r>
         <w:rPr>
@@ -362,7 +362,7 @@
         <w:t xml:space="preserve"> and will satisfy your lease insurance requirement.</w:t>
       </w:r>
     </w:p>
-    <w:p>
+    <w:p ns2:paraId="59B43A3C" ns2:textId="39531504">
       <w:pPr>
         <w:spacing w:before="100" w:beforeAutospacing="1" w:after="100" w:afterAutospacing="1"/>
         <w:rPr>
@@ -385,18 +385,18 @@
           <w:b/>
           <w:szCs w:val="24"/>
         </w:rPr>
-        <w:t>PROTEGO</w:t>
-      </w:r>
-      <w:r>
-        <w:rPr>
-          <w:rFonts w:ascii="Times New Roman" w:eastAsia="Times New Roman" w:hAnsi="Times New Roman" w:cs="Times New Roman"/>
-          <w:b/>
-          <w:szCs w:val="24"/>
-        </w:rPr>
-        <w:t xml:space="preserve"> Protection:</w:t>
-      </w:r>
-    </w:p>
-    <w:p>
+        <w:t>TPP Secure Protection</w:t>
+      </w:r>
+      <w:r>
+        <w:rPr>
+          <w:rFonts w:ascii="Times New Roman" w:eastAsia="Times New Roman" w:hAnsi="Times New Roman" w:cs="Times New Roman"/>
+          <w:b/>
+          <w:szCs w:val="24"/>
+        </w:rPr>
+        <w:t xml:space="preserve">:</w:t>
+      </w:r>
+    </w:p>
+    <w:p ns2:paraId="722B0236" ns2:textId="77777777">
       <w:pPr>
         <w:numPr>
           <w:ilvl w:val="0"/>
@@ -426,7 +426,7 @@
         <w:t xml:space="preserve"> – Full coverage from dollar one</w:t>
       </w:r>
     </w:p>
-    <w:p>
+    <w:p ns2:paraId="7700B977" ns2:textId="77777777">
       <w:pPr>
         <w:numPr>
           <w:ilvl w:val="0"/>
@@ -456,7 +456,7 @@
         <w:t xml:space="preserve"> – Filing claims doesn't impact homeowner's or renter's premiums</w:t>
       </w:r>
     </w:p>
-    <w:p>
+    <w:p ns2:paraId="71D80124" ns2:textId="77777777">
       <w:pPr>
         <w:numPr>
           <w:ilvl w:val="0"/>
@@ -486,7 +486,7 @@
         <w:t xml:space="preserve"> – Not depreciated value</w:t>
       </w:r>
     </w:p>
-    <w:p>
+    <w:p ns2:paraId="06B0A61C" ns2:textId="70876166">
       <w:pPr>
         <w:numPr>
           <w:ilvl w:val="0"/>
@@ -521,18 +521,18 @@
           <w:bCs w:val="0"/>
           <w:szCs w:val="24"/>
         </w:rPr>
-        <w:t>PROTEGO</w:t>
-      </w:r>
-      <w:r>
-        <w:rPr>
-          <w:rFonts w:ascii="Times New Roman" w:eastAsia="Times New Roman" w:hAnsi="Times New Roman" w:cs="Times New Roman"/>
-          <w:bCs w:val="0"/>
-          <w:szCs w:val="24"/>
-        </w:rPr>
-        <w:t>Claims.com</w:t>
-      </w:r>
-    </w:p>
-    <w:p>
+        <w:t>TPPClaims.com</w:t>
+      </w:r>
+      <w:r>
+        <w:rPr>
+          <w:rFonts w:ascii="Times New Roman" w:eastAsia="Times New Roman" w:hAnsi="Times New Roman" w:cs="Times New Roman"/>
+          <w:bCs w:val="0"/>
+          <w:szCs w:val="24"/>
+        </w:rPr>
+        <w:t/>
+      </w:r>
+    </w:p>
+    <w:p ns2:paraId="41E14688" ns2:textId="77777777">
       <w:pPr>
         <w:numPr>
           <w:ilvl w:val="0"/>
@@ -562,7 +562,7 @@
         <w:t xml:space="preserve"> Contact your manager's office anytime to upgrade to $3,000 ($15/month) or $5,000 ($21/month)</w:t>
       </w:r>
     </w:p>
-    <w:p>
+    <w:p ns2:paraId="7A5B9862" ns2:textId="77777777">
       <w:pPr>
         <w:spacing w:before="100" w:beforeAutospacing="1" w:after="100" w:afterAutospacing="1"/>
         <w:rPr>
@@ -580,7 +580,7 @@
         <w:t>Option 2: Use Your Own Insurance (Action Required by [Date])</w:t>
       </w:r>
     </w:p>
-    <w:p>
+    <w:p ns2:paraId="26F1E4A9" ns2:textId="77777777">
       <w:pPr>
         <w:spacing w:before="100" w:beforeAutospacing="1" w:after="100" w:afterAutospacing="1"/>
         <w:rPr>
@@ -614,7 +614,7 @@
         <w:t>:</w:t>
       </w:r>
     </w:p>
-    <w:p>
+    <w:p ns2:paraId="28DDE104" ns2:textId="77777777">
       <w:pPr>
         <w:numPr>
           <w:ilvl w:val="0"/>
@@ -644,7 +644,7 @@
         <w:t xml:space="preserve"> (or type https://myownpolicy.com into your browser)</w:t>
       </w:r>
     </w:p>
-    <w:p>
+    <w:p ns2:paraId="630E2414" ns2:textId="77777777">
       <w:pPr>
         <w:numPr>
           <w:ilvl w:val="0"/>
@@ -674,7 +674,7 @@
         <w:t xml:space="preserve"> all required fields</w:t>
       </w:r>
     </w:p>
-    <w:p>
+    <w:p ns2:paraId="308AF400" ns2:textId="77777777">
       <w:pPr>
         <w:numPr>
           <w:ilvl w:val="0"/>
@@ -705,7 +705,7 @@
         <w:t xml:space="preserve"> your full insurance declaration page showing "off-premises" coverage with the expiration date</w:t>
       </w:r>
     </w:p>
-    <w:p>
+    <w:p ns2:paraId="5DBF6A95" ns2:textId="77777777">
       <w:pPr>
         <w:numPr>
           <w:ilvl w:val="0"/>
@@ -735,7 +735,7 @@
         <w:t xml:space="preserve"> via email (you'll get a notice of "in review," "request," or "approval")</w:t>
       </w:r>
     </w:p>
-    <w:p>
+    <w:p ns2:paraId="1368B404" ns2:textId="77777777">
       <w:pPr>
         <w:numPr>
           <w:ilvl w:val="0"/>
@@ -799,7 +799,7 @@
         <w:t xml:space="preserve"> to prevent charges on your upcoming invoice</w:t>
       </w:r>
     </w:p>
-    <w:p>
+    <w:p ns2:paraId="32CEC7C8" ns2:textId="77777777">
       <w:pPr>
         <w:spacing w:before="100" w:beforeAutospacing="1" w:after="100" w:afterAutospacing="1"/>
         <w:rPr>
@@ -843,26 +843,26 @@
         <w:t xml:space="preserve"> within one business day.</w:t>
       </w:r>
     </w:p>
-    <w:p>
-      <w:pPr>
-        <w:rPr>
-          <w:rFonts w:ascii="Times New Roman" w:eastAsia="Times New Roman" w:hAnsi="Times New Roman" w:cs="Times New Roman"/>
-          <w:bCs w:val="0"/>
-          <w:szCs w:val="24"/>
-        </w:rPr>
-      </w:pPr>
-      <w:r>
-        <w:rPr>
-          <w:rFonts w:ascii="Times New Roman" w:eastAsia="Times New Roman" w:hAnsi="Times New Roman" w:cs="Times New Roman"/>
-          <w:bCs w:val="0"/>
-          <w:szCs w:val="24"/>
-        </w:rPr>
-        <w:pict w14:anchorId="2B9EDCCE">
-          <v:rect id="_x0000_i1027" style="width:0;height:1.5pt" o:hralign="center" o:hrstd="t" o:hr="t" fillcolor="#a0a0a0" stroked="f"/>
+    <w:p ns2:paraId="41D324B0" ns2:textId="77777777">
+      <w:pPr>
+        <w:rPr>
+          <w:rFonts w:ascii="Times New Roman" w:eastAsia="Times New Roman" w:hAnsi="Times New Roman" w:cs="Times New Roman"/>
+          <w:bCs w:val="0"/>
+          <w:szCs w:val="24"/>
+        </w:rPr>
+      </w:pPr>
+      <w:r>
+        <w:rPr>
+          <w:rFonts w:ascii="Times New Roman" w:eastAsia="Times New Roman" w:hAnsi="Times New Roman" w:cs="Times New Roman"/>
+          <w:bCs w:val="0"/>
+          <w:szCs w:val="24"/>
+        </w:rPr>
+        <w:pict ns2:anchorId="2B9EDCCE">
+          <ns3:rect id="_x0000_i1027" style="width:0;height:1.5pt" ns4:hralign="center" ns4:hrstd="t" ns4:hr="t" fillcolor="#a0a0a0" stroked="f"/>
         </w:pict>
       </w:r>
     </w:p>
-    <w:p>
+    <w:p ns2:paraId="5C335664" ns2:textId="77777777">
       <w:pPr>
         <w:spacing w:before="100" w:beforeAutospacing="1" w:after="100" w:afterAutospacing="1"/>
         <w:rPr>
@@ -880,7 +880,7 @@
         <w:t>Critical Deadline: [Date]</w:t>
       </w:r>
     </w:p>
-    <w:p>
+    <w:p ns2:paraId="38862E18" ns2:textId="77777777">
       <w:pPr>
         <w:spacing w:before="100" w:beforeAutospacing="1" w:after="100" w:afterAutospacing="1"/>
         <w:rPr>
@@ -932,26 +932,26 @@
         <w:t>. After this date, the $12/month charge will appear on your next invoice.</w:t>
       </w:r>
     </w:p>
-    <w:p>
-      <w:pPr>
-        <w:rPr>
-          <w:rFonts w:ascii="Times New Roman" w:eastAsia="Times New Roman" w:hAnsi="Times New Roman" w:cs="Times New Roman"/>
-          <w:bCs w:val="0"/>
-          <w:szCs w:val="24"/>
-        </w:rPr>
-      </w:pPr>
-      <w:r>
-        <w:rPr>
-          <w:rFonts w:ascii="Times New Roman" w:eastAsia="Times New Roman" w:hAnsi="Times New Roman" w:cs="Times New Roman"/>
-          <w:bCs w:val="0"/>
-          <w:szCs w:val="24"/>
-        </w:rPr>
-        <w:pict w14:anchorId="08898881">
-          <v:rect id="_x0000_i1028" style="width:0;height:1.5pt" o:hralign="center" o:hrstd="t" o:hr="t" fillcolor="#a0a0a0" stroked="f"/>
+    <w:p ns2:paraId="0EA31A8D" ns2:textId="77777777">
+      <w:pPr>
+        <w:rPr>
+          <w:rFonts w:ascii="Times New Roman" w:eastAsia="Times New Roman" w:hAnsi="Times New Roman" w:cs="Times New Roman"/>
+          <w:bCs w:val="0"/>
+          <w:szCs w:val="24"/>
+        </w:rPr>
+      </w:pPr>
+      <w:r>
+        <w:rPr>
+          <w:rFonts w:ascii="Times New Roman" w:eastAsia="Times New Roman" w:hAnsi="Times New Roman" w:cs="Times New Roman"/>
+          <w:bCs w:val="0"/>
+          <w:szCs w:val="24"/>
+        </w:rPr>
+        <w:pict ns2:anchorId="08898881">
+          <ns3:rect id="_x0000_i1028" style="width:0;height:1.5pt" ns4:hralign="center" ns4:hrstd="t" ns4:hr="t" fillcolor="#a0a0a0" stroked="f"/>
         </w:pict>
       </w:r>
     </w:p>
-    <w:p>
+    <w:p ns2:paraId="223E3FCF" ns2:textId="77777777">
       <w:pPr>
         <w:spacing w:before="100" w:beforeAutospacing="1" w:after="100" w:afterAutospacing="1"/>
         <w:rPr>
@@ -969,7 +969,7 @@
         <w:t>Need Help?</w:t>
       </w:r>
     </w:p>
-    <w:p>
+    <w:p ns2:paraId="49229E99" ns2:textId="77777777">
       <w:pPr>
         <w:numPr>
           <w:ilvl w:val="0"/>
@@ -999,7 +999,7 @@
         <w:t xml:space="preserve"> Contact [Facility Name] and speak with your manager</w:t>
       </w:r>
     </w:p>
-    <w:p>
+    <w:p ns2:paraId="502B287A" ns2:textId="77777777">
       <w:pPr>
         <w:numPr>
           <w:ilvl w:val="0"/>
@@ -1029,7 +1029,7 @@
         <w:t xml:space="preserve"> Email support@myownpolicy.com</w:t>
       </w:r>
     </w:p>
-    <w:p>
+    <w:p ns2:paraId="22BCA272" ns2:textId="5338226E">
       <w:pPr>
         <w:numPr>
           <w:ilvl w:val="0"/>
@@ -1064,63 +1064,63 @@
           <w:bCs w:val="0"/>
           <w:szCs w:val="24"/>
         </w:rPr>
-        <w:t>PROTEGO</w:t>
-      </w:r>
-      <w:r>
-        <w:rPr>
-          <w:rFonts w:ascii="Times New Roman" w:eastAsia="Times New Roman" w:hAnsi="Times New Roman" w:cs="Times New Roman"/>
-          <w:bCs w:val="0"/>
-          <w:szCs w:val="24"/>
-        </w:rPr>
-        <w:t>TermsConditions.com</w:t>
-      </w:r>
-    </w:p>
-    <w:p>
-      <w:pPr>
-        <w:rPr>
-          <w:rFonts w:ascii="Times New Roman" w:eastAsia="Times New Roman" w:hAnsi="Times New Roman" w:cs="Times New Roman"/>
-          <w:bCs w:val="0"/>
-          <w:szCs w:val="24"/>
-        </w:rPr>
-      </w:pPr>
-      <w:r>
-        <w:rPr>
-          <w:rFonts w:ascii="Times New Roman" w:eastAsia="Times New Roman" w:hAnsi="Times New Roman" w:cs="Times New Roman"/>
-          <w:bCs w:val="0"/>
-          <w:szCs w:val="24"/>
-        </w:rPr>
-        <w:pict w14:anchorId="1F468326">
-          <v:rect id="_x0000_i1029" style="width:0;height:1.5pt" o:hralign="center" o:hrstd="t" o:hr="t" fillcolor="#a0a0a0" stroked="f"/>
+        <w:t>TPPTermsAndConditions.com</w:t>
+      </w:r>
+      <w:r>
+        <w:rPr>
+          <w:rFonts w:ascii="Times New Roman" w:eastAsia="Times New Roman" w:hAnsi="Times New Roman" w:cs="Times New Roman"/>
+          <w:bCs w:val="0"/>
+          <w:szCs w:val="24"/>
+        </w:rPr>
+        <w:t/>
+      </w:r>
+    </w:p>
+    <w:p ns2:paraId="39B0A5E3" ns2:textId="77777777">
+      <w:pPr>
+        <w:rPr>
+          <w:rFonts w:ascii="Times New Roman" w:eastAsia="Times New Roman" w:hAnsi="Times New Roman" w:cs="Times New Roman"/>
+          <w:bCs w:val="0"/>
+          <w:szCs w:val="24"/>
+        </w:rPr>
+      </w:pPr>
+      <w:r>
+        <w:rPr>
+          <w:rFonts w:ascii="Times New Roman" w:eastAsia="Times New Roman" w:hAnsi="Times New Roman" w:cs="Times New Roman"/>
+          <w:bCs w:val="0"/>
+          <w:szCs w:val="24"/>
+        </w:rPr>
+        <w:pict ns2:anchorId="1F468326">
+          <ns3:rect id="_x0000_i1029" style="width:0;height:1.5pt" ns4:hralign="center" ns4:hrstd="t" ns4:hr="t" fillcolor="#a0a0a0" stroked="f"/>
         </w:pict>
       </w:r>
     </w:p>
-    <w:p>
-      <w:pPr>
-        <w:spacing w:before="100" w:beforeAutospacing="1" w:after="100" w:afterAutospacing="1"/>
-        <w:rPr>
-          <w:rFonts w:ascii="Times New Roman" w:eastAsia="Times New Roman" w:hAnsi="Times New Roman" w:cs="Times New Roman"/>
-          <w:bCs w:val="0"/>
-          <w:szCs w:val="24"/>
-        </w:rPr>
-      </w:pPr>
-      <w:r>
-        <w:rPr>
-          <w:rFonts w:ascii="Times New Roman" w:eastAsia="Times New Roman" w:hAnsi="Times New Roman" w:cs="Times New Roman"/>
-          <w:bCs w:val="0"/>
-          <w:szCs w:val="24"/>
-        </w:rPr>
-        <w:t>PROTEGO</w:t>
-      </w:r>
-      <w:r>
-        <w:rPr>
-          <w:rFonts w:ascii="Times New Roman" w:eastAsia="Times New Roman" w:hAnsi="Times New Roman" w:cs="Times New Roman"/>
-          <w:bCs w:val="0"/>
-          <w:szCs w:val="24"/>
-        </w:rPr>
-        <w:t xml:space="preserve"> Protection is designed to give you peace of mind with comprehensive, affordable coverage built specifically for self-storage—without the gaps and complications of traditional insurance.</w:t>
-      </w:r>
-    </w:p>
-    <w:p>
+    <w:p ns2:paraId="48D8D154" ns2:textId="762AF6CE">
+      <w:pPr>
+        <w:spacing w:before="100" w:beforeAutospacing="1" w:after="100" w:afterAutospacing="1"/>
+        <w:rPr>
+          <w:rFonts w:ascii="Times New Roman" w:eastAsia="Times New Roman" w:hAnsi="Times New Roman" w:cs="Times New Roman"/>
+          <w:bCs w:val="0"/>
+          <w:szCs w:val="24"/>
+        </w:rPr>
+      </w:pPr>
+      <w:r>
+        <w:rPr>
+          <w:rFonts w:ascii="Times New Roman" w:eastAsia="Times New Roman" w:hAnsi="Times New Roman" w:cs="Times New Roman"/>
+          <w:bCs w:val="0"/>
+          <w:szCs w:val="24"/>
+        </w:rPr>
+        <w:t>TPP Secure Protection</w:t>
+      </w:r>
+      <w:r>
+        <w:rPr>
+          <w:rFonts w:ascii="Times New Roman" w:eastAsia="Times New Roman" w:hAnsi="Times New Roman" w:cs="Times New Roman"/>
+          <w:bCs w:val="0"/>
+          <w:szCs w:val="24"/>
+        </w:rPr>
+        <w:t xml:space="preserve"> is designed to give you peace of mind with comprehensive, affordable coverage built specifically for self-storage—without the gaps and complications of traditional insurance.</w:t>
+      </w:r>
+    </w:p>
+    <w:p ns2:paraId="40E35184" ns2:textId="77777777">
       <w:pPr>
         <w:spacing w:before="100" w:beforeAutospacing="1" w:after="100" w:afterAutospacing="1"/>
         <w:rPr>
@@ -1138,7 +1138,7 @@
         <w:t>Thank you for choosing [Facility Name]. We're committed to protecting what matters to you.</w:t>
       </w:r>
     </w:p>
-    <w:p>
+    <w:p ns2:paraId="6BBB1229" ns2:textId="77777777">
       <w:pPr>
         <w:spacing w:before="100" w:beforeAutospacing="1" w:after="100" w:afterAutospacing="1"/>
         <w:rPr>
@@ -1165,26 +1165,26 @@
         <w:t>[Facility Name] Management</w:t>
       </w:r>
     </w:p>
-    <w:p>
-      <w:pPr>
-        <w:rPr>
-          <w:rFonts w:ascii="Times New Roman" w:eastAsia="Times New Roman" w:hAnsi="Times New Roman" w:cs="Times New Roman"/>
-          <w:bCs w:val="0"/>
-          <w:szCs w:val="24"/>
-        </w:rPr>
-      </w:pPr>
-      <w:r>
-        <w:rPr>
-          <w:rFonts w:ascii="Times New Roman" w:eastAsia="Times New Roman" w:hAnsi="Times New Roman" w:cs="Times New Roman"/>
-          <w:bCs w:val="0"/>
-          <w:szCs w:val="24"/>
-        </w:rPr>
-        <w:pict w14:anchorId="6F220AD0">
-          <v:rect id="_x0000_i1030" style="width:0;height:1.5pt" o:hralign="center" o:hrstd="t" o:hr="t" fillcolor="#a0a0a0" stroked="f"/>
+    <w:p ns2:paraId="02B4AD9A" ns2:textId="77777777">
+      <w:pPr>
+        <w:rPr>
+          <w:rFonts w:ascii="Times New Roman" w:eastAsia="Times New Roman" w:hAnsi="Times New Roman" w:cs="Times New Roman"/>
+          <w:bCs w:val="0"/>
+          <w:szCs w:val="24"/>
+        </w:rPr>
+      </w:pPr>
+      <w:r>
+        <w:rPr>
+          <w:rFonts w:ascii="Times New Roman" w:eastAsia="Times New Roman" w:hAnsi="Times New Roman" w:cs="Times New Roman"/>
+          <w:bCs w:val="0"/>
+          <w:szCs w:val="24"/>
+        </w:rPr>
+        <w:pict ns2:anchorId="6F220AD0">
+          <ns3:rect id="_x0000_i1030" style="width:0;height:1.5pt" ns4:hralign="center" ns4:hrstd="t" ns4:hr="t" fillcolor="#a0a0a0" stroked="f"/>
         </w:pict>
       </w:r>
     </w:p>
-    <w:p>
+    <w:p ns2:paraId="6874A66A" ns2:textId="77777777">
       <w:pPr>
         <w:spacing w:before="100" w:beforeAutospacing="1" w:after="100" w:afterAutospacing="1"/>
         <w:rPr>
@@ -1212,7 +1212,7 @@
         <w:t>. Lease Insurance Obligation Reminder</w:t>
       </w:r>
     </w:p>
-    <w:p>
+    <w:p ns2:paraId="5E211690" ns2:textId="77777777">
       <w:pPr>
         <w:spacing w:before="100" w:beforeAutospacing="1" w:after="100" w:afterAutospacing="1"/>
         <w:rPr>
@@ -1248,7 +1248,7 @@
         <w:t xml:space="preserve"> in our first letter, the following Insurance Obligation clause is now part of all leases:</w:t>
       </w:r>
     </w:p>
-    <w:p>
+    <w:p ns2:paraId="6B52DEF5" ns2:textId="77777777">
       <w:pPr>
         <w:rPr>
           <w:rFonts w:cs="Calibri"/>
@@ -1267,7 +1267,7 @@
         <w:br w:type="page"/>
       </w:r>
     </w:p>
-    <w:p>
+    <w:p ns2:paraId="5218463A" ns2:textId="09BB23A3">
       <w:pPr>
         <w:spacing w:before="100" w:beforeAutospacing="1" w:after="100" w:afterAutospacing="1"/>
         <w:rPr>
@@ -1329,7 +1329,7 @@
         <w:t xml:space="preserve"> to the Operator for providing the protection plan. </w:t>
       </w:r>
     </w:p>
-    <w:p/>
+    <w:p ns2:paraId="42B61EF4" ns2:textId="77777777"/>
     <w:sectPr>
       <w:pgSz w:w="12240" w:h="15840"/>
       <w:pgMar w:top="1440" w:right="1440" w:bottom="1440" w:left="1440" w:header="720" w:footer="720" w:gutter="0"/>
